--- a/04_Kundendokumente/AVV_CertoClav_biotec.docx
+++ b/04_Kundendokumente/AVV_CertoClav_biotec.docx
@@ -313,7 +313,21 @@
           <w:b w:val="0"/>
           <w:sz w:val="20"/>
         </w:rPr>
-        <w:t>Die Verarbeitung findet in der Europäischen Union bzw. dem Europäischen Wirtschaftsraum statt. Übermittlungen in Drittländer erfolgen nur nach Maßgabe der Anlage 2 und nur auf Grundlage eines Angemessenheits-beschlusses oder geeigneter Garantien nach Art. 46 DSGVO.</w:t>
+        <w:t xml:space="preserve">Die Verarbeitung findet </w:t>
+      </w:r>
+      <w:r>
+        <w:rPr>
+          <w:b/>
+          <w:sz w:val="20"/>
+        </w:rPr>
+        <w:t>ausschließlich in der Europäischen Union bzw. dem Europäischen Wirtschaftsraum</w:t>
+      </w:r>
+      <w:r>
+        <w:rPr>
+          <w:b w:val="0"/>
+          <w:sz w:val="20"/>
+        </w:rPr>
+        <w:t xml:space="preserve"> statt. Eine Übermittlung in Drittländer erfolgt nicht. Sollte sie künftig erforderlich werden, bedarf sie der vorherigen schriftlichen Zustimmung des Verantwortlichen und einer Grundlage nach Art. 44 ff. DSGVO.</w:t>
       </w:r>
     </w:p>
     <w:p>
@@ -736,6 +750,34 @@
           <w:sz w:val="20"/>
         </w:rPr>
         <w:t>Der Auftragsverarbeiter verpflichtet jeden Unterauftragsverarbeiter schriftlich auf ein Schutzniveau, das diesem Vertrag mindestens entspricht, und bleibt gegenüber dem Verantwortlichen verantwortlich.</w:t>
+      </w:r>
+    </w:p>
+    <w:p>
+      <w:pPr>
+        <w:spacing w:after="100"/>
+        <w:ind w:left="624" w:hanging="624"/>
+      </w:pPr>
+      <w:r>
+        <w:rPr>
+          <w:b/>
+          <w:sz w:val="20"/>
+        </w:rPr>
+        <w:t>4.4</w:t>
+        <w:tab/>
+      </w:r>
+      <w:r>
+        <w:rPr>
+          <w:b/>
+          <w:sz w:val="20"/>
+        </w:rPr>
+        <w:t>Eine Verarbeitung personenbezogener Daten durch KI-Dienste findet nicht statt.</w:t>
+      </w:r>
+      <w:r>
+        <w:rPr>
+          <w:b w:val="0"/>
+          <w:sz w:val="20"/>
+        </w:rPr>
+        <w:t xml:space="preserve"> Soweit der Auftragsverarbeiter KI-gestützte Werkzeuge zur Erstellung von Konfigurationen, Feldzuordnungen und Auswertungslogik einsetzt, geschieht dies ausschließlich anhand von Strukturinformationen – Feldbezeichnungen, Datentypen, Formatbeschreibungen – ohne personenbezogene Daten. Die Übernahme der Datenbestände selbst erfolgt über Skripte innerhalb der in Anlage 2 genannten Umgebungen.</w:t>
       </w:r>
     </w:p>
     <w:p>
@@ -1629,19 +1671,11 @@
       </w:pPr>
       <w:r>
         <w:rPr>
-          <w:b/>
-          <w:i/>
-          <w:sz w:val="19"/>
+          <w:b w:val="0"/>
+          <w:i w:val="0"/>
+          <w:sz w:val="20"/>
         </w:rPr>
-        <w:t>Vor Unterzeichnung zu bestätigen und zu vervollständigen.</w:t>
-      </w:r>
-      <w:r>
-        <w:rPr>
-          <w:b w:val="0"/>
-          <w:i/>
-          <w:sz w:val="19"/>
-        </w:rPr>
-        <w:t xml:space="preserve"> Die Angaben hängen davon ab, welche Dienste im Projekt tatsächlich zum Einsatz kommen.</w:t>
+        <w:t>Der Verantwortliche genehmigt mit Unterzeichnung die folgenden Unterauftragsverarbeiter. Alle Verarbeitungen finden in der EU bzw. im EWR statt.</w:t>
       </w:r>
     </w:p>
     <w:tbl>
@@ -1660,7 +1694,7 @@
       <w:tr>
         <w:tc>
           <w:tcPr>
-            <w:tcW w:type="dxa" w:w="2381"/>
+            <w:tcW w:type="dxa" w:w="2494"/>
             <w:shd w:val="clear" w:fill="1F4E79"/>
           </w:tcPr>
           <w:p>
@@ -1679,7 +1713,7 @@
         </w:tc>
         <w:tc>
           <w:tcPr>
-            <w:tcW w:type="dxa" w:w="2721"/>
+            <w:tcW w:type="dxa" w:w="2835"/>
             <w:shd w:val="clear" w:fill="1F4E79"/>
           </w:tcPr>
           <w:p>
@@ -1698,7 +1732,7 @@
         </w:tc>
         <w:tc>
           <w:tcPr>
-            <w:tcW w:type="dxa" w:w="2041"/>
+            <w:tcW w:type="dxa" w:w="1814"/>
             <w:shd w:val="clear" w:fill="1F4E79"/>
           </w:tcPr>
           <w:p>
@@ -1738,7 +1772,7 @@
       <w:tr>
         <w:tc>
           <w:tcPr>
-            <w:tcW w:type="dxa" w:w="2381"/>
+            <w:tcW w:type="dxa" w:w="2494"/>
           </w:tcPr>
           <w:p>
             <w:pPr>
@@ -1750,12 +1784,14 @@
                 <w:sz w:val="19"/>
               </w:rPr>
               <w:t>Microsoft Ireland Operations Ltd.</w:t>
+              <w:br/>
+              <w:t>One Microsoft Place, Dublin, Irland</w:t>
             </w:r>
           </w:p>
         </w:tc>
         <w:tc>
           <w:tcPr>
-            <w:tcW w:type="dxa" w:w="2721"/>
+            <w:tcW w:type="dxa" w:w="2835"/>
           </w:tcPr>
           <w:p>
             <w:pPr>
@@ -1766,13 +1802,13 @@
                 <w:b w:val="0"/>
                 <w:sz w:val="19"/>
               </w:rPr>
-              <w:t>OneDrive/SharePoint – Austausch und Ablage der Projektunterlagen</w:t>
+              <w:t>OneDrive und SharePoint – Austausch und Ablage der Projektunterlagen</w:t>
             </w:r>
           </w:p>
         </w:tc>
         <w:tc>
           <w:tcPr>
-            <w:tcW w:type="dxa" w:w="2041"/>
+            <w:tcW w:type="dxa" w:w="1814"/>
           </w:tcPr>
           <w:p>
             <w:pPr>
@@ -1800,7 +1836,7 @@
                 <w:b w:val="0"/>
                 <w:sz w:val="19"/>
               </w:rPr>
-              <w:t>AV-Vertrag Microsoft, EU-Datengrenze</w:t>
+              <w:t>Auftragsverarbeitungsvertrag von Microsoft (Data Protection Addendum), EU-Datengrenze</w:t>
             </w:r>
           </w:p>
         </w:tc>
@@ -1808,7 +1844,7 @@
       <w:tr>
         <w:tc>
           <w:tcPr>
-            <w:tcW w:type="dxa" w:w="2381"/>
+            <w:tcW w:type="dxa" w:w="2494"/>
           </w:tcPr>
           <w:p>
             <w:pPr>
@@ -1819,13 +1855,15 @@
                 <w:b w:val="0"/>
                 <w:sz w:val="19"/>
               </w:rPr>
-              <w:t>Odoo S.A. bzw. gewählter Hosting-Anbieter</w:t>
+              <w:t>Odoo S.A.</w:t>
+              <w:br/>
+              <w:t>Chaussée de Namur 40, 1367 Grand-Rosière, Belgien</w:t>
             </w:r>
           </w:p>
         </w:tc>
         <w:tc>
           <w:tcPr>
-            <w:tcW w:type="dxa" w:w="2721"/>
+            <w:tcW w:type="dxa" w:w="2835"/>
           </w:tcPr>
           <w:p>
             <w:pPr>
@@ -1836,13 +1874,13 @@
                 <w:b w:val="0"/>
                 <w:sz w:val="19"/>
               </w:rPr>
-              <w:t>Betrieb der Odoo-Zielumgebung</w:t>
+              <w:t>Betrieb und Hosting der Odoo-Umgebung</w:t>
             </w:r>
           </w:p>
         </w:tc>
         <w:tc>
           <w:tcPr>
-            <w:tcW w:type="dxa" w:w="2041"/>
+            <w:tcW w:type="dxa" w:w="1814"/>
           </w:tcPr>
           <w:p>
             <w:pPr>
@@ -1853,7 +1891,7 @@
                 <w:b w:val="0"/>
                 <w:sz w:val="19"/>
               </w:rPr>
-              <w:t>EU/EWR – zu bestätigen</w:t>
+              <w:t>EU/EWR (Belgien)</w:t>
             </w:r>
           </w:p>
         </w:tc>
@@ -1870,127 +1908,8 @@
                 <w:b w:val="0"/>
                 <w:sz w:val="19"/>
               </w:rPr>
-              <w:t>AV-Vertrag des Anbieters</w:t>
+              <w:t>Auftragsverarbeitungsvertrag von Odoo S.A.</w:t>
             </w:r>
-          </w:p>
-        </w:tc>
-      </w:tr>
-      <w:tr>
-        <w:tc>
-          <w:tcPr>
-            <w:tcW w:type="dxa" w:w="2381"/>
-          </w:tcPr>
-          <w:p>
-            <w:pPr>
-              <w:spacing w:after="0"/>
-            </w:pPr>
-            <w:r>
-              <w:rPr>
-                <w:b w:val="0"/>
-                <w:sz w:val="19"/>
-              </w:rPr>
-              <w:t>Anbieter der eingesetzten KI-Dienste</w:t>
-            </w:r>
-          </w:p>
-        </w:tc>
-        <w:tc>
-          <w:tcPr>
-            <w:tcW w:type="dxa" w:w="2721"/>
-          </w:tcPr>
-          <w:p>
-            <w:pPr>
-              <w:spacing w:after="0"/>
-            </w:pPr>
-            <w:r>
-              <w:rPr>
-                <w:b w:val="0"/>
-                <w:sz w:val="19"/>
-              </w:rPr>
-              <w:t>KI-gestützte Aufbereitung und Konfiguration, sofern dabei personenbezogene Daten verarbeitet werden</w:t>
-            </w:r>
-          </w:p>
-        </w:tc>
-        <w:tc>
-          <w:tcPr>
-            <w:tcW w:type="dxa" w:w="2041"/>
-          </w:tcPr>
-          <w:p>
-            <w:pPr>
-              <w:spacing w:after="0"/>
-            </w:pPr>
-            <w:r>
-              <w:rPr>
-                <w:b/>
-                <w:sz w:val="19"/>
-              </w:rPr>
-              <w:t>zu bestätigen</w:t>
-            </w:r>
-          </w:p>
-        </w:tc>
-        <w:tc>
-          <w:tcPr>
-            <w:tcW w:type="dxa" w:w="2494"/>
-          </w:tcPr>
-          <w:p>
-            <w:pPr>
-              <w:spacing w:after="0"/>
-            </w:pPr>
-            <w:r>
-              <w:rPr>
-                <w:b/>
-                <w:sz w:val="19"/>
-              </w:rPr>
-              <w:t>zu klären:</w:t>
-            </w:r>
-            <w:r>
-              <w:rPr>
-                <w:b w:val="0"/>
-                <w:sz w:val="19"/>
-              </w:rPr>
-              <w:t xml:space="preserve"> Angemessenheitsbeschluss oder Standardvertragsklauseln</w:t>
-            </w:r>
-          </w:p>
-        </w:tc>
-      </w:tr>
-      <w:tr>
-        <w:tc>
-          <w:tcPr>
-            <w:tcW w:type="dxa" w:w="2381"/>
-          </w:tcPr>
-          <w:p>
-            <w:pPr>
-              <w:spacing w:after="0"/>
-            </w:pPr>
-          </w:p>
-        </w:tc>
-        <w:tc>
-          <w:tcPr>
-            <w:tcW w:type="dxa" w:w="2721"/>
-          </w:tcPr>
-          <w:p>
-            <w:pPr>
-              <w:spacing w:after="0"/>
-            </w:pPr>
-          </w:p>
-        </w:tc>
-        <w:tc>
-          <w:tcPr>
-            <w:tcW w:type="dxa" w:w="2041"/>
-          </w:tcPr>
-          <w:p>
-            <w:pPr>
-              <w:spacing w:after="0"/>
-            </w:pPr>
-          </w:p>
-        </w:tc>
-        <w:tc>
-          <w:tcPr>
-            <w:tcW w:type="dxa" w:w="2494"/>
-          </w:tcPr>
-          <w:p>
-            <w:pPr>
-              <w:spacing w:after="0"/>
-            </w:pPr>
           </w:p>
         </w:tc>
       </w:tr>
@@ -2001,11 +1920,32 @@
       </w:pPr>
       <w:r>
         <w:rPr>
+          <w:b/>
+          <w:i w:val="0"/>
+          <w:sz w:val="20"/>
+        </w:rPr>
+        <w:t>Nicht als Unterauftragsverarbeiter eingesetzt:</w:t>
+      </w:r>
+      <w:r>
+        <w:rPr>
           <w:b w:val="0"/>
           <w:i w:val="0"/>
+          <w:sz w:val="20"/>
+        </w:rPr>
+        <w:t xml:space="preserve"> KI-Dienste. Personenbezogene Daten werden nicht durch KI-Dienste verarbeitet – siehe Ziffer 4.4.</w:t>
+      </w:r>
+    </w:p>
+    <w:p>
+      <w:pPr>
+        <w:spacing w:after="120"/>
+      </w:pPr>
+      <w:r>
+        <w:rPr>
+          <w:b w:val="0"/>
+          <w:i/>
           <w:sz w:val="19"/>
         </w:rPr>
-        <w:t>Der Auftragsverarbeiter hält die Liste aktuell und informiert vor jeder Erweiterung nach Ziffer 4.2.</w:t>
+        <w:t>Wird die Odoo-Umgebung auf eigener Infrastruktur von biotec betrieben, entfällt die Zeile zu Odoo S.A. Weitere Unterauftragsverarbeiter kommen nur nach dem Verfahren in Ziffer 4.2 hinzu.</w:t>
       </w:r>
     </w:p>
     <w:p>

--- a/04_Kundendokumente/AVV_CertoClav_biotec.docx
+++ b/04_Kundendokumente/AVV_CertoClav_biotec.docx
@@ -481,6 +481,34 @@
           <w:sz w:val="20"/>
         </w:rPr>
         <w:t xml:space="preserve"> Der Verantwortliche stellt sicher, dass solche Daten – etwa Gesundheits- oder Personalaktendaten – nicht übermittelt werden, solange die Parteien hierzu nichts Abweichendes schriftlich vereinbaren.</w:t>
+      </w:r>
+    </w:p>
+    <w:p>
+      <w:pPr>
+        <w:spacing w:after="100"/>
+        <w:ind w:left="624" w:hanging="624"/>
+      </w:pPr>
+      <w:r>
+        <w:rPr>
+          <w:b/>
+          <w:sz w:val="20"/>
+        </w:rPr>
+        <w:t>2.4</w:t>
+        <w:tab/>
+      </w:r>
+      <w:r>
+        <w:rPr>
+          <w:b/>
+          <w:sz w:val="20"/>
+        </w:rPr>
+        <w:t>Nicht personenbezogene Daten sind nicht Gegenstand dieses Vertrags.</w:t>
+      </w:r>
+      <w:r>
+        <w:rPr>
+          <w:b w:val="0"/>
+          <w:sz w:val="20"/>
+        </w:rPr>
+        <w:t xml:space="preserve"> Dazu gehören insbesondere technische Anlagen- und Objektdaten, Artikel- und Materialstamm, Kontenrahmen und Buchungsdaten ohne Personenbezug, Prüfpläne und Analysemethoden sowie Datenbankstrukturen und Quellcode der Altanwendung. Für diese gilt die Vertraulichkeitsvereinbarung NDA-2026-001.</w:t>
       </w:r>
     </w:p>
     <w:p>

--- a/04_Kundendokumente/AVV_CertoClav_biotec.docx
+++ b/04_Kundendokumente/AVV_CertoClav_biotec.docx
@@ -24,7 +24,7 @@
           <w:color w:val="7F7F7F"/>
           <w:sz w:val="22"/>
         </w:rPr>
-        <w:t>nach Art. 28 DSGVO  ·  Version 1, Stand 20.08.2026</w:t>
+        <w:t>nach Art. 28 DSGVO  ·  Version 2, Stand 20.08.2026</w:t>
       </w:r>
     </w:p>
     <w:p>
@@ -313,21 +313,21 @@
           <w:b w:val="0"/>
           <w:sz w:val="20"/>
         </w:rPr>
-        <w:t xml:space="preserve">Die Verarbeitung findet </w:t>
+        <w:t xml:space="preserve">Die Verarbeitung findet grundsätzlich in der Europäischen Union bzw. dem Europäischen Wirtschaftsraum statt. Übermittlungen in Drittländer erfolgen ausschließlich an die in </w:t>
       </w:r>
       <w:r>
         <w:rPr>
           <w:b/>
           <w:sz w:val="20"/>
         </w:rPr>
-        <w:t>ausschließlich in der Europäischen Union bzw. dem Europäischen Wirtschaftsraum</w:t>
+        <w:t>Anlage 2</w:t>
       </w:r>
       <w:r>
         <w:rPr>
           <w:b w:val="0"/>
           <w:sz w:val="20"/>
         </w:rPr>
-        <w:t xml:space="preserve"> statt. Eine Übermittlung in Drittländer erfolgt nicht. Sollte sie künftig erforderlich werden, bedarf sie der vorherigen schriftlichen Zustimmung des Verantwortlichen und einer Grundlage nach Art. 44 ff. DSGVO.</w:t>
+        <w:t xml:space="preserve"> benannten Empfänger und nur auf Grundlage eines Angemessenheitsbeschlusses der Europäischen Kommission oder geeigneter Garantien nach Art. 46 DSGVO, insbesondere der Standardvertragsklauseln.</w:t>
       </w:r>
     </w:p>
     <w:p>
@@ -795,17 +795,117 @@
       </w:r>
       <w:r>
         <w:rPr>
+          <w:b w:val="0"/>
+          <w:sz w:val="20"/>
+        </w:rPr>
+        <w:t xml:space="preserve">Der Auftragsverarbeiter setzt </w:t>
+      </w:r>
+      <w:r>
+        <w:rPr>
           <w:b/>
           <w:sz w:val="20"/>
         </w:rPr>
-        <w:t>Eine Verarbeitung personenbezogener Daten durch KI-Dienste findet nicht statt.</w:t>
+        <w:t>KI-gestützte Dienste</w:t>
       </w:r>
       <w:r>
         <w:rPr>
           <w:b w:val="0"/>
           <w:sz w:val="20"/>
         </w:rPr>
-        <w:t xml:space="preserve"> Soweit der Auftragsverarbeiter KI-gestützte Werkzeuge zur Erstellung von Konfigurationen, Feldzuordnungen und Auswertungslogik einsetzt, geschieht dies ausschließlich anhand von Strukturinformationen – Feldbezeichnungen, Datentypen, Formatbeschreibungen – ohne personenbezogene Daten. Die Übernahme der Datenbestände selbst erfolgt über Skripte innerhalb der in Anlage 2 genannten Umgebungen.</w:t>
+        <w:t xml:space="preserve"> zur Analyse, Aufbereitung und Migration der Daten sowie zur Konfiguration des Zielsystems ein. Die eingesetzten Anbieter sind in Anlage 2 benannt. Für sie gelten die Anforderungen der Ziffern 4.1 bis 4.3 unverändert.</w:t>
+      </w:r>
+    </w:p>
+    <w:p>
+      <w:pPr>
+        <w:spacing w:after="100"/>
+        <w:ind w:left="624" w:hanging="624"/>
+      </w:pPr>
+      <w:r>
+        <w:rPr>
+          <w:b/>
+          <w:sz w:val="20"/>
+        </w:rPr>
+        <w:t>4.5</w:t>
+        <w:tab/>
+      </w:r>
+      <w:r>
+        <w:rPr>
+          <w:b w:val="0"/>
+          <w:sz w:val="20"/>
+        </w:rPr>
+        <w:t>Für KI-gestützte Dienste stellt der Auftragsverarbeiter zusätzlich sicher, dass</w:t>
+      </w:r>
+    </w:p>
+    <w:p>
+      <w:pPr>
+        <w:spacing w:after="40"/>
+        <w:ind w:left="907"/>
+      </w:pPr>
+      <w:r>
+        <w:rPr>
+          <w:b w:val="0"/>
+          <w:i w:val="0"/>
+          <w:sz w:val="20"/>
+        </w:rPr>
+        <w:t xml:space="preserve">– die Daten </w:t>
+      </w:r>
+      <w:r>
+        <w:rPr>
+          <w:b/>
+          <w:i w:val="0"/>
+          <w:sz w:val="20"/>
+        </w:rPr>
+        <w:t>nicht zum Training</w:t>
+      </w:r>
+      <w:r>
+        <w:rPr>
+          <w:b w:val="0"/>
+          <w:i w:val="0"/>
+          <w:sz w:val="20"/>
+        </w:rPr>
+        <w:t xml:space="preserve"> oder zur Verbesserung von Modellen verwendet werden,</w:t>
+      </w:r>
+    </w:p>
+    <w:p>
+      <w:pPr>
+        <w:spacing w:after="40"/>
+        <w:ind w:left="907"/>
+      </w:pPr>
+      <w:r>
+        <w:rPr>
+          <w:b w:val="0"/>
+          <w:i w:val="0"/>
+          <w:sz w:val="20"/>
+        </w:rPr>
+        <w:t>– geschäftliche Nutzungsbedingungen mit Auftragsverarbeitungsvertrag zugrunde liegen, keine Endkunden- oder Privatnutzungstarife,</w:t>
+      </w:r>
+    </w:p>
+    <w:p>
+      <w:pPr>
+        <w:spacing w:after="40"/>
+        <w:ind w:left="907"/>
+      </w:pPr>
+      <w:r>
+        <w:rPr>
+          <w:b w:val="0"/>
+          <w:i w:val="0"/>
+          <w:sz w:val="20"/>
+        </w:rPr>
+        <w:t>– Eingaben und Ausgaben nicht länger gespeichert werden als für die Erbringung der Leistung erforderlich,</w:t>
+      </w:r>
+    </w:p>
+    <w:p>
+      <w:pPr>
+        <w:spacing w:after="40"/>
+        <w:ind w:left="907"/>
+      </w:pPr>
+      <w:r>
+        <w:rPr>
+          <w:b w:val="0"/>
+          <w:i w:val="0"/>
+          <w:sz w:val="20"/>
+        </w:rPr>
+        <w:t>– nur die für den jeweiligen Arbeitsschritt erforderlichen Daten übermittelt werden – bei Strukturarbeiten ohne Personenbezug, bei Datenprüfungen beschränkt auf den geprüften Ausschnitt.</w:t>
       </w:r>
     </w:p>
     <w:p>
@@ -1703,7 +1803,7 @@
           <w:i w:val="0"/>
           <w:sz w:val="20"/>
         </w:rPr>
-        <w:t>Der Verantwortliche genehmigt mit Unterzeichnung die folgenden Unterauftragsverarbeiter. Alle Verarbeitungen finden in der EU bzw. im EWR statt.</w:t>
+        <w:t>Der Verantwortliche genehmigt mit Unterzeichnung die folgenden Unterauftragsverarbeiter.</w:t>
       </w:r>
     </w:p>
     <w:tbl>
@@ -1741,7 +1841,7 @@
         </w:tc>
         <w:tc>
           <w:tcPr>
-            <w:tcW w:type="dxa" w:w="2835"/>
+            <w:tcW w:type="dxa" w:w="2721"/>
             <w:shd w:val="clear" w:fill="1F4E79"/>
           </w:tcPr>
           <w:p>
@@ -1760,7 +1860,7 @@
         </w:tc>
         <w:tc>
           <w:tcPr>
-            <w:tcW w:type="dxa" w:w="1814"/>
+            <w:tcW w:type="dxa" w:w="1701"/>
             <w:shd w:val="clear" w:fill="1F4E79"/>
           </w:tcPr>
           <w:p>
@@ -1779,7 +1879,7 @@
         </w:tc>
         <w:tc>
           <w:tcPr>
-            <w:tcW w:type="dxa" w:w="2494"/>
+            <w:tcW w:type="dxa" w:w="2721"/>
             <w:shd w:val="clear" w:fill="1F4E79"/>
           </w:tcPr>
           <w:p>
@@ -1819,7 +1919,7 @@
         </w:tc>
         <w:tc>
           <w:tcPr>
-            <w:tcW w:type="dxa" w:w="2835"/>
+            <w:tcW w:type="dxa" w:w="2721"/>
           </w:tcPr>
           <w:p>
             <w:pPr>
@@ -1836,7 +1936,7 @@
         </w:tc>
         <w:tc>
           <w:tcPr>
-            <w:tcW w:type="dxa" w:w="1814"/>
+            <w:tcW w:type="dxa" w:w="1701"/>
           </w:tcPr>
           <w:p>
             <w:pPr>
@@ -1853,7 +1953,7 @@
         </w:tc>
         <w:tc>
           <w:tcPr>
-            <w:tcW w:type="dxa" w:w="2494"/>
+            <w:tcW w:type="dxa" w:w="2721"/>
           </w:tcPr>
           <w:p>
             <w:pPr>
@@ -1891,7 +1991,7 @@
         </w:tc>
         <w:tc>
           <w:tcPr>
-            <w:tcW w:type="dxa" w:w="2835"/>
+            <w:tcW w:type="dxa" w:w="2721"/>
           </w:tcPr>
           <w:p>
             <w:pPr>
@@ -1902,13 +2002,13 @@
                 <w:b w:val="0"/>
                 <w:sz w:val="19"/>
               </w:rPr>
-              <w:t>Betrieb und Hosting der Odoo-Umgebung</w:t>
+              <w:t>Betrieb und Hosting der Odoo-Umgebung einschließlich der darin enthaltenen KI-Funktionen</w:t>
             </w:r>
           </w:p>
         </w:tc>
         <w:tc>
           <w:tcPr>
-            <w:tcW w:type="dxa" w:w="1814"/>
+            <w:tcW w:type="dxa" w:w="1701"/>
           </w:tcPr>
           <w:p>
             <w:pPr>
@@ -1925,6 +2025,25 @@
         </w:tc>
         <w:tc>
           <w:tcPr>
+            <w:tcW w:type="dxa" w:w="2721"/>
+          </w:tcPr>
+          <w:p>
+            <w:pPr>
+              <w:spacing w:after="0"/>
+            </w:pPr>
+            <w:r>
+              <w:rPr>
+                <w:b w:val="0"/>
+                <w:sz w:val="19"/>
+              </w:rPr>
+              <w:t>Auftragsverarbeitungsvertrag von Odoo S.A. samt dessen Unterauftragsverarbeitern</w:t>
+            </w:r>
+          </w:p>
+        </w:tc>
+      </w:tr>
+      <w:tr>
+        <w:tc>
+          <w:tcPr>
             <w:tcW w:type="dxa" w:w="2494"/>
           </w:tcPr>
           <w:p>
@@ -1936,33 +2055,65 @@
                 <w:b w:val="0"/>
                 <w:sz w:val="19"/>
               </w:rPr>
-              <w:t>Auftragsverarbeitungsvertrag von Odoo S.A.</w:t>
+              <w:t>Anthropic PBC</w:t>
+              <w:br/>
+              <w:t>(Claude, geschäftliche Nutzung über API bzw. Team-/Enterprise-Tarif)</w:t>
+            </w:r>
+          </w:p>
+        </w:tc>
+        <w:tc>
+          <w:tcPr>
+            <w:tcW w:type="dxa" w:w="2721"/>
+          </w:tcPr>
+          <w:p>
+            <w:pPr>
+              <w:spacing w:after="0"/>
+            </w:pPr>
+            <w:r>
+              <w:rPr>
+                <w:b w:val="0"/>
+                <w:sz w:val="19"/>
+              </w:rPr>
+              <w:t>KI-gestützte Analyse, Aufbereitung und Migration der Daten sowie Konfiguration des Zielsystems</w:t>
+            </w:r>
+          </w:p>
+        </w:tc>
+        <w:tc>
+          <w:tcPr>
+            <w:tcW w:type="dxa" w:w="1701"/>
+          </w:tcPr>
+          <w:p>
+            <w:pPr>
+              <w:spacing w:after="0"/>
+            </w:pPr>
+            <w:r>
+              <w:rPr>
+                <w:b w:val="0"/>
+                <w:sz w:val="19"/>
+              </w:rPr>
+              <w:t>EU/EWR bzw. USA</w:t>
+            </w:r>
+          </w:p>
+        </w:tc>
+        <w:tc>
+          <w:tcPr>
+            <w:tcW w:type="dxa" w:w="2721"/>
+          </w:tcPr>
+          <w:p>
+            <w:pPr>
+              <w:spacing w:after="0"/>
+            </w:pPr>
+            <w:r>
+              <w:rPr>
+                <w:b w:val="0"/>
+                <w:sz w:val="19"/>
+              </w:rPr>
+              <w:t>Auftragsverarbeitungsvertrag des Anbieters; bei Übermittlung in die USA EU-US Data Privacy Framework bzw. Standardvertragsklauseln; keine Nutzung der Daten zum Modelltraining</w:t>
             </w:r>
           </w:p>
         </w:tc>
       </w:tr>
     </w:tbl>
-    <w:p>
-      <w:pPr>
-        <w:spacing w:after="120"/>
-      </w:pPr>
-      <w:r>
-        <w:rPr>
-          <w:b/>
-          <w:i w:val="0"/>
-          <w:sz w:val="20"/>
-        </w:rPr>
-        <w:t>Nicht als Unterauftragsverarbeiter eingesetzt:</w:t>
-      </w:r>
-      <w:r>
-        <w:rPr>
-          <w:b w:val="0"/>
-          <w:i w:val="0"/>
-          <w:sz w:val="20"/>
-        </w:rPr>
-        <w:t xml:space="preserve"> KI-Dienste. Personenbezogene Daten werden nicht durch KI-Dienste verarbeitet – siehe Ziffer 4.4.</w:t>
-      </w:r>
-    </w:p>
     <w:p>
       <w:pPr>
         <w:spacing w:after="120"/>
@@ -2088,7 +2239,7 @@
         <w:sz w:val="16"/>
       </w:rPr>
       <w:tab/>
-      <w:t>Auftragsverarbeitung  ·  Dok.-Nr. AVV-2026-001  ·  Version 1, Stand 20.08.2026</w:t>
+      <w:t>Auftragsverarbeitung  ·  Dok.-Nr. AVV-2026-001  ·  Version 2, Stand 20.08.2026</w:t>
     </w:r>
   </w:p>
 </w:hdr>

--- a/04_Kundendokumente/AVV_CertoClav_biotec.docx
+++ b/04_Kundendokumente/AVV_CertoClav_biotec.docx
@@ -2057,7 +2057,9 @@
               </w:rPr>
               <w:t>Anthropic PBC</w:t>
               <w:br/>
-              <w:t>(Claude, geschäftliche Nutzung über API bzw. Team-/Enterprise-Tarif)</w:t>
+              <w:t>San Francisco, Kalifornien, USA</w:t>
+              <w:br/>
+              <w:t>(Claude for Work – Team-Tarif)</w:t>
             </w:r>
           </w:p>
         </w:tc>
@@ -2091,7 +2093,9 @@
                 <w:b w:val="0"/>
                 <w:sz w:val="19"/>
               </w:rPr>
-              <w:t>EU/EWR bzw. USA</w:t>
+              <w:t>USA</w:t>
+              <w:br/>
+              <w:t>(eine EU-Datenresidenz ist für diesen Tarif nicht verfügbar)</w:t>
             </w:r>
           </w:p>
         </w:tc>
@@ -2108,7 +2112,7 @@
                 <w:b w:val="0"/>
                 <w:sz w:val="19"/>
               </w:rPr>
-              <w:t>Auftragsverarbeitungsvertrag des Anbieters; bei Übermittlung in die USA EU-US Data Privacy Framework bzw. Standardvertragsklauseln; keine Nutzung der Daten zum Modelltraining</w:t>
+              <w:t>Anthropic Data Processing Addendum, automatisch Bestandteil der Commercial Terms of Service; EU-Standardvertragsklauseln Modul 2 und 3 nach Durchführungsbeschluss (EU) 2021/914; bei Claude for Work keine Nutzung der Eingaben zum Modelltraining</w:t>
             </w:r>
           </w:p>
         </w:tc>

--- a/04_Kundendokumente/AVV_CertoClav_biotec.docx
+++ b/04_Kundendokumente/AVV_CertoClav_biotec.docx
@@ -328,6 +328,34 @@
           <w:sz w:val="20"/>
         </w:rPr>
         <w:t xml:space="preserve"> benannten Empfänger und nur auf Grundlage eines Angemessenheitsbeschlusses der Europäischen Kommission oder geeigneter Garantien nach Art. 46 DSGVO, insbesondere der Standardvertragsklauseln.</w:t>
+      </w:r>
+    </w:p>
+    <w:p>
+      <w:pPr>
+        <w:spacing w:after="100"/>
+        <w:ind w:left="624" w:hanging="624"/>
+      </w:pPr>
+      <w:r>
+        <w:rPr>
+          <w:b/>
+          <w:sz w:val="20"/>
+        </w:rPr>
+        <w:t>1.5</w:t>
+        <w:tab/>
+      </w:r>
+      <w:r>
+        <w:rPr>
+          <w:b/>
+          <w:sz w:val="20"/>
+        </w:rPr>
+        <w:t>Weisungsberechtigt</w:t>
+      </w:r>
+      <w:r>
+        <w:rPr>
+          <w:b w:val="0"/>
+          <w:sz w:val="20"/>
+        </w:rPr>
+        <w:t xml:space="preserve"> auf Seiten des Verantwortlichen sind seine gesetzlichen Vertreter und Prokuristen sowie die von biotec benannten Projektansprechpartner, derzeit Nicole Krupa und Michael Brand. Weisungen nimmt auf Seiten des Auftragsverarbeiters Michael Simon entgegen. Weisungen werden in Textform erteilt; mündlich erteilte Weisungen bestätigt der Auftragsverarbeiter in Textform.</w:t>
       </w:r>
     </w:p>
     <w:p>
@@ -1104,7 +1132,7 @@
           <w:b w:val="0"/>
           <w:sz w:val="20"/>
         </w:rPr>
-        <w:t>Es gilt Art. 82 DSGVO. Im Übrigen richtet sich die Haftung nach den Vereinbarungen des zugrunde liegenden Vertragsverhältnisses.</w:t>
+        <w:t>Es gilt Art. 82 DSGVO. Im Übrigen richtet sich die Haftung nach den Vereinbarungen des zugrunde liegenden Vertragsverhältnisses, soweit ein solches besteht, andernfalls nach den gesetzlichen Vorschriften.</w:t>
       </w:r>
     </w:p>
     <w:p>
